--- a/templates/common-stock-purchase-agreement-ccorp.docx
+++ b/templates/common-stock-purchase-agreement-ccorp.docx
@@ -4,6 +4,7 @@
   <w:body>
     <w:p>
       <w:pPr>
+        <w:pStyle w:val="GLInstructionBlock"/>
         <w:spacing w:after="240"/>
         <w:jc w:val="left"/>
       </w:pPr>
@@ -56,7 +57,7 @@
           <w:sz w:val="24"/>
           <w:szCs w:val="24"/>
         </w:rPr>
-        <w:t>[COMPANY NAME], INC.</w:t>
+        <w:t>{Company Name}, Inc.</w:t>
       </w:r>
     </w:p>
     <w:p>
@@ -68,7 +69,7 @@
       </w:pPr>
       <w:r>
         <w:rPr/>
-        <w:t>This Common Stock Purchase Agreement (this “Agreement”) is made as of [DATE] between [COMPANY NAME], Inc., a Delaware corporation (the “Company”), and [PURCHASER NAME] (the “Purchaser”).</w:t>
+        <w:t>This Common Stock Purchase Agreement (this “Agreement”) is made as of {Effective Date} between {Company Name}, Inc., a Delaware corporation (the “Company”), and {Purchaser Name} (the “Purchaser”).</w:t>
       </w:r>
     </w:p>
     <w:p>
@@ -120,7 +121,7 @@
       </w:pPr>
       <w:r>
         <w:rPr/>
-        <w:t>The Company issues and sells to the Purchaser, and the Purchaser purchases from the Company, [NUMBER] shares of the Company’s Common Stock (the “Shares”) at a price of $[PRICE] per share, for an aggregate purchase price of $[AMOUNT].</w:t>
+        <w:t>The Company issues and sells to the Purchaser, and the Purchaser purchases from the Company, {Number of Shares} shares of the Company’s Common Stock (the “Shares”) at a price of {Price Per Share} per share, for an aggregate purchase price of {Aggregate Purchase Price}.</w:t>
       </w:r>
     </w:p>
     <w:p>
@@ -172,7 +173,17 @@
       </w:pPr>
       <w:r>
         <w:rPr/>
-        <w:t>The purchase price is payable in [cash / assignment of intellectual property / past services rendered]. The Company’s Board of Directors has determined the consideration to be adequate under Section 152 of the General Corporation Law of the State of Delaware.</w:t>
+        <w:t xml:space="preserve">The purchase price is payable in </w:t>
+      </w:r>
+      <w:r>
+        <w:rPr>
+          <w:rStyle w:val="GLInstructionInline"/>
+        </w:rPr>
+        <w:t>[GL INSTRUCTION — Choose cash, assignment of intellectual property, or past services rendered.]</w:t>
+      </w:r>
+      <w:r>
+        <w:rPr/>
+        <w:t xml:space="preserve"> {Form of Consideration}. The Company’s Board of Directors has determined the consideration to be adequate under Section 152 of the General Corporation Law of the State of Delaware.</w:t>
       </w:r>
     </w:p>
     <w:p>
@@ -480,8 +491,10 @@
         <w:rPr/>
       </w:pPr>
       <w:r>
-        <w:rPr/>
-        <w:t>______________________________</w:t>
+        <w:rPr>
+          <w:rStyle w:val="GLSignatureMarker"/>
+        </w:rPr>
+        <w:t>[[GL-SIGNATURE:officer]]</w:t>
       </w:r>
     </w:p>
     <w:p>
@@ -492,7 +505,7 @@
       </w:pPr>
       <w:r>
         <w:rPr/>
-        <w:t>[COMPANY NAME], INC., by [NAME], President and Chief Executive Officer</w:t>
+        <w:t>{Company Name}, Inc., by {Officer Name}, President and Chief Executive Officer</w:t>
       </w:r>
     </w:p>
     <w:p>
@@ -519,8 +532,10 @@
         <w:rPr/>
       </w:pPr>
       <w:r>
-        <w:rPr/>
-        <w:t>______________________________</w:t>
+        <w:rPr>
+          <w:rStyle w:val="GLSignatureMarker"/>
+        </w:rPr>
+        <w:t>[[GL-SIGNATURE:purchaser]]</w:t>
       </w:r>
     </w:p>
     <w:p>
@@ -531,7 +546,7 @@
       </w:pPr>
       <w:r>
         <w:rPr/>
-        <w:t>[PURCHASER NAME]</w:t>
+        <w:t>{Purchaser Name}</w:t>
       </w:r>
     </w:p>
     <w:sectPr>
@@ -698,7 +713,7 @@
         <w:sz w:val="20"/>
         <w:szCs w:val="20"/>
       </w:rPr>
-      <w:t>[COMPANY NAME], INC. — Common Stock Purchase Agreement</w:t>
+      <w:t>{Company Name}, Inc. — Common Stock Purchase Agreement</w:t>
     </w:r>
   </w:p>
 </w:hdr>
@@ -720,7 +735,7 @@
         <w:sz w:val="20"/>
         <w:szCs w:val="20"/>
       </w:rPr>
-      <w:t>[COMPANY NAME], INC. — Common Stock Purchase Agreement</w:t>
+      <w:t>{Company Name}, Inc. — Common Stock Purchase Agreement</w:t>
     </w:r>
   </w:p>
 </w:hdr>
@@ -1406,6 +1421,18 @@
         <w:right w:w="100" w:type="dxa"/>
       </w:tblCellMar>
     </w:tblPr>
+  </w:style>
+  <w:style w:type="paragraph" w:customStyle="1" w:styleId="GLInstructionBlock">
+    <w:name w:val="GL Instruction Block"/>
+    <w:basedOn w:val="Normal"/>
+  </w:style>
+  <w:style w:type="character" w:customStyle="1" w:styleId="GLInstructionInline">
+    <w:name w:val="GL Instruction Inline"/>
+    <w:basedOn w:val="DefaultParagraphFont"/>
+  </w:style>
+  <w:style w:type="character" w:customStyle="1" w:styleId="GLSignatureMarker">
+    <w:name w:val="GL Signature Marker"/>
+    <w:basedOn w:val="DefaultParagraphFont"/>
   </w:style>
 </w:styles>
 </file>
